--- a/DESTINATION-NIGERIA-BRAND-KIT/09_DOCUMENT_TEMPLATES/LETTERHEAD/DN_Letter_Formal-Correspondence_A4.docx
+++ b/DESTINATION-NIGERIA-BRAND-KIT/09_DOCUMENT_TEMPLATES/LETTERHEAD/DN_Letter_Formal-Correspondence_A4.docx
@@ -423,7 +423,7 @@
   <w:p>
     <w:pPr>
       <w:pBdr>
-        <w:top w:val="single" w:sz="4" w:space="6" w:color="A9BFA9"/>
+        <w:top w:val="single" w:sz="4" w:space="6" w:color="E7DFCF"/>
       </w:pBdr>
       <w:tabs>
         <w:tab w:pos="9298" w:val="right"/>
@@ -445,24 +445,8 @@
         <w:color w:val="5F6662"/>
         <w:sz w:val="15"/>
       </w:rPr>
-      <w:t xml:space="preserve">  ·  </w:t>
+      <w:t xml:space="preserve">   </w:t>
     </w:r>
-    <w:sdt>
-      <w:sdtPr>
-        <w:alias w:val="website"/>
-        <w:tag w:val="website"/>
-        <w:text/>
-      </w:sdtPr>
-      <w:sdtContent>
-        <w:r>
-          <w:rPr>
-            <w:color w:val="5F6662"/>
-            <w:sz w:val="15"/>
-          </w:rPr>
-          <w:t xml:space="preserve">[website]</w:t>
-        </w:r>
-      </w:sdtContent>
-    </w:sdt>
     <w:r>
       <w:rPr>
         <w:b w:val="0"/>
@@ -470,24 +454,8 @@
         <w:color w:val="5F6662"/>
         <w:sz w:val="15"/>
       </w:rPr>
-      <w:t xml:space="preserve">  ·  </w:t>
+      <w:t>destinationnigeria.org   info@destinationnigeria.org   +234 909 884 3308</w:t>
     </w:r>
-    <w:sdt>
-      <w:sdtPr>
-        <w:alias w:val="email"/>
-        <w:tag w:val="email"/>
-        <w:text/>
-      </w:sdtPr>
-      <w:sdtContent>
-        <w:r>
-          <w:rPr>
-            <w:color w:val="5F6662"/>
-            <w:sz w:val="15"/>
-          </w:rPr>
-          <w:t xml:space="preserve">[email]</w:t>
-        </w:r>
-      </w:sdtContent>
-    </w:sdt>
     <w:r>
       <w:rPr>
         <w:b w:val="0"/>
@@ -527,24 +495,17 @@
         <w:color w:val="103428"/>
         <w:sz w:val="15"/>
       </w:rPr>
-      <w:t xml:space="preserve">Destination Nigeria  ·  </w:t>
+      <w:t>Destination Nigeria</w:t>
     </w:r>
-    <w:sdt>
-      <w:sdtPr>
-        <w:alias w:val="Registered name / statutory line — verified wording only"/>
-        <w:tag w:val="statutory"/>
-        <w:text/>
-      </w:sdtPr>
-      <w:sdtContent>
-        <w:r>
-          <w:rPr>
-            <w:color w:val="5F6662"/>
-            <w:sz w:val="15"/>
-          </w:rPr>
-          <w:t xml:space="preserve">[Registered name / statutory line — verified wording only]</w:t>
-        </w:r>
-      </w:sdtContent>
-    </w:sdt>
+    <w:r>
+      <w:rPr>
+        <w:b w:val="0"/>
+        <w:i w:val="0"/>
+        <w:color w:val="5F6662"/>
+        <w:sz w:val="15"/>
+      </w:rPr>
+      <w:t xml:space="preserve">   Experience. Invest. Explore.</w:t>
+    </w:r>
   </w:p>
 </w:ftr>
 </file>
@@ -598,88 +559,45 @@
       <w:spacing w:after="0"/>
       <w:jc w:val="right"/>
     </w:pPr>
-    <w:sdt>
-      <w:sdtPr>
-        <w:alias w:val="Verified postal address"/>
-        <w:tag w:val="verified_postal_address"/>
-        <w:text/>
-      </w:sdtPr>
-      <w:sdtContent>
-        <w:r>
-          <w:rPr>
-            <w:color w:val="5F6662"/>
-            <w:sz w:val="15"/>
-          </w:rPr>
-          <w:t xml:space="preserve">[Verified postal address]</w:t>
-        </w:r>
-      </w:sdtContent>
-    </w:sdt>
+    <w:r>
+      <w:rPr>
+        <w:b w:val="0"/>
+        <w:i w:val="0"/>
+        <w:color w:val="5F6662"/>
+        <w:sz w:val="15"/>
+      </w:rPr>
+      <w:t>+234 909 884 3308</w:t>
+    </w:r>
   </w:p>
   <w:p>
     <w:pPr>
       <w:spacing w:after="0"/>
       <w:jc w:val="right"/>
     </w:pPr>
-    <w:sdt>
-      <w:sdtPr>
-        <w:alias w:val="Telephone"/>
-        <w:tag w:val="telephone"/>
-        <w:text/>
-      </w:sdtPr>
-      <w:sdtContent>
-        <w:r>
-          <w:rPr>
-            <w:color w:val="5F6662"/>
-            <w:sz w:val="15"/>
-          </w:rPr>
-          <w:t xml:space="preserve">[Telephone]</w:t>
-        </w:r>
-      </w:sdtContent>
-    </w:sdt>
+    <w:r>
+      <w:rPr>
+        <w:b w:val="0"/>
+        <w:i w:val="0"/>
+        <w:color w:val="5F6662"/>
+        <w:sz w:val="15"/>
+      </w:rPr>
+      <w:t>info@destinationnigeria.org</w:t>
+    </w:r>
   </w:p>
   <w:p>
     <w:pPr>
       <w:spacing w:after="0"/>
       <w:jc w:val="right"/>
     </w:pPr>
-    <w:sdt>
-      <w:sdtPr>
-        <w:alias w:val="Email"/>
-        <w:tag w:val="email"/>
-        <w:text/>
-      </w:sdtPr>
-      <w:sdtContent>
-        <w:r>
-          <w:rPr>
-            <w:color w:val="5F6662"/>
-            <w:sz w:val="15"/>
-          </w:rPr>
-          <w:t xml:space="preserve">[Email]</w:t>
-        </w:r>
-      </w:sdtContent>
-    </w:sdt>
-  </w:p>
-  <w:p>
-    <w:pPr>
-      <w:spacing w:after="0"/>
-      <w:jc w:val="right"/>
-    </w:pPr>
-    <w:sdt>
-      <w:sdtPr>
-        <w:alias w:val="Website"/>
-        <w:tag w:val="website"/>
-        <w:text/>
-      </w:sdtPr>
-      <w:sdtContent>
-        <w:r>
-          <w:rPr>
-            <w:color w:val="5F6662"/>
-            <w:sz w:val="15"/>
-          </w:rPr>
-          <w:t xml:space="preserve">[Website]</w:t>
-        </w:r>
-      </w:sdtContent>
-    </w:sdt>
+    <w:r>
+      <w:rPr>
+        <w:b w:val="0"/>
+        <w:i w:val="0"/>
+        <w:color w:val="5F6662"/>
+        <w:sz w:val="15"/>
+      </w:rPr>
+      <w:t>destinationnigeria.org</w:t>
+    </w:r>
   </w:p>
 </w:hdr>
 </file>
@@ -733,7 +651,7 @@
         <w:caps/>
         <w:color w:val="5F6662"/>
         <w:sz w:val="15"/>
-        <w:spacing w:val="24"/>
+        <w:spacing w:val="10"/>
       </w:rPr>
       <w:tab/>
       <w:t>Continued</w:t>
@@ -950,7 +868,7 @@
   <w:docDefaults>
     <w:rPrDefault>
       <w:rPr>
-        <w:rFonts w:asciiTheme="minorHAnsi" w:eastAsiaTheme="minorEastAsia" w:hAnsiTheme="minorHAnsi" w:cstheme="minorBidi"/>
+        <w:rFonts w:ascii="Public Sans" w:hAnsi="Public Sans" w:cs="Public Sans" w:eastAsia="Public Sans"/>
         <w:sz w:val="22"/>
         <w:szCs w:val="22"/>
         <w:lang w:val="en-US" w:eastAsia="en-US" w:bidi="ar-SA"/>
@@ -1110,7 +1028,7 @@
       <w:spacing w:before="0" w:after="120" w:line="317" w:lineRule="auto"/>
     </w:pPr>
     <w:rPr>
-      <w:rFonts w:ascii="Inter" w:hAnsi="Inter" w:cs="Inter" w:eastAsia="Inter"/>
+      <w:rFonts w:ascii="Public Sans" w:hAnsi="Public Sans" w:cs="Public Sans" w:eastAsia="Public Sans"/>
       <w:b w:val="0"/>
       <w:i w:val="0"/>
       <w:color w:val="1B201E"/>
@@ -1172,16 +1090,16 @@
     <w:pPr>
       <w:keepNext/>
       <w:keepLines/>
-      <w:spacing w:before="360" w:after="120" w:line="264" w:lineRule="auto"/>
+      <w:spacing w:before="440" w:after="160" w:line="259" w:lineRule="auto"/>
       <w:outlineLvl w:val="0"/>
     </w:pPr>
     <w:rPr>
-      <w:rFonts w:asciiTheme="majorHAnsi" w:eastAsiaTheme="majorEastAsia" w:hAnsiTheme="majorHAnsi" w:cstheme="majorBidi" w:ascii="Playfair Display" w:hAnsi="Playfair Display" w:cs="Playfair Display" w:eastAsia="Playfair Display"/>
+      <w:rFonts w:ascii="Newsreader Display" w:hAnsi="Newsreader Display" w:cs="Newsreader Display" w:eastAsia="Newsreader Display"/>
       <w:b w:val="0"/>
       <w:bCs/>
       <w:i w:val="0"/>
       <w:color w:val="103428"/>
-      <w:sz w:val="40"/>
+      <w:sz w:val="44"/>
       <w:szCs w:val="28"/>
     </w:rPr>
   </w:style>
@@ -1201,12 +1119,12 @@
       <w:outlineLvl w:val="1"/>
     </w:pPr>
     <w:rPr>
-      <w:rFonts w:asciiTheme="majorHAnsi" w:eastAsiaTheme="majorEastAsia" w:hAnsiTheme="majorHAnsi" w:cstheme="majorBidi" w:ascii="Inter" w:hAnsi="Inter" w:cs="Inter" w:eastAsia="Inter"/>
-      <w:b/>
+      <w:rFonts w:ascii="Newsreader Display" w:hAnsi="Newsreader Display" w:cs="Newsreader Display" w:eastAsia="Newsreader Display"/>
+      <w:b w:val="0"/>
       <w:bCs/>
       <w:i w:val="0"/>
       <w:color w:val="103428"/>
-      <w:sz w:val="25"/>
+      <w:sz w:val="28"/>
       <w:szCs w:val="26"/>
     </w:rPr>
   </w:style>
@@ -1226,12 +1144,12 @@
       <w:outlineLvl w:val="2"/>
     </w:pPr>
     <w:rPr>
-      <w:rFonts w:asciiTheme="majorHAnsi" w:eastAsiaTheme="majorEastAsia" w:hAnsiTheme="majorHAnsi" w:cstheme="majorBidi" w:ascii="Inter" w:hAnsi="Inter" w:cs="Inter" w:eastAsia="Inter"/>
+      <w:rFonts w:ascii="Public Sans" w:hAnsi="Public Sans" w:cs="Public Sans" w:eastAsia="Public Sans"/>
       <w:b/>
       <w:bCs/>
       <w:i w:val="0"/>
-      <w:color w:val="2C5040"/>
-      <w:sz w:val="20"/>
+      <w:color w:val="103428"/>
+      <w:sz w:val="19"/>
     </w:rPr>
   </w:style>
   <w:style w:type="paragraph" w:styleId="Heading4">
@@ -1251,7 +1169,7 @@
       <w:outlineLvl w:val="3"/>
     </w:pPr>
     <w:rPr>
-      <w:rFonts w:asciiTheme="majorHAnsi" w:eastAsiaTheme="majorEastAsia" w:hAnsiTheme="majorHAnsi" w:cstheme="majorBidi"/>
+      <w:rFonts w:ascii="Newsreader Display" w:hAnsi="Newsreader Display" w:cs="Newsreader Display"/>
       <w:b/>
       <w:bCs/>
       <w:i/>
@@ -1276,7 +1194,7 @@
       <w:outlineLvl w:val="4"/>
     </w:pPr>
     <w:rPr>
-      <w:rFonts w:asciiTheme="majorHAnsi" w:eastAsiaTheme="majorEastAsia" w:hAnsiTheme="majorHAnsi" w:cstheme="majorBidi"/>
+      <w:rFonts w:ascii="Newsreader Display" w:hAnsi="Newsreader Display" w:cs="Newsreader Display"/>
       <w:color w:val="243F60" w:themeColor="accent1" w:themeShade="7F"/>
     </w:rPr>
   </w:style>
@@ -1297,7 +1215,7 @@
       <w:outlineLvl w:val="5"/>
     </w:pPr>
     <w:rPr>
-      <w:rFonts w:asciiTheme="majorHAnsi" w:eastAsiaTheme="majorEastAsia" w:hAnsiTheme="majorHAnsi" w:cstheme="majorBidi"/>
+      <w:rFonts w:ascii="Newsreader Display" w:hAnsi="Newsreader Display" w:cs="Newsreader Display"/>
       <w:i/>
       <w:iCs/>
       <w:color w:val="243F60" w:themeColor="accent1" w:themeShade="7F"/>
@@ -1320,7 +1238,7 @@
       <w:outlineLvl w:val="6"/>
     </w:pPr>
     <w:rPr>
-      <w:rFonts w:asciiTheme="majorHAnsi" w:eastAsiaTheme="majorEastAsia" w:hAnsiTheme="majorHAnsi" w:cstheme="majorBidi"/>
+      <w:rFonts w:ascii="Newsreader Display" w:hAnsi="Newsreader Display" w:cs="Newsreader Display"/>
       <w:i/>
       <w:iCs/>
       <w:color w:val="404040" w:themeColor="text1" w:themeTint="BF"/>
@@ -1343,7 +1261,7 @@
       <w:outlineLvl w:val="7"/>
     </w:pPr>
     <w:rPr>
-      <w:rFonts w:asciiTheme="majorHAnsi" w:eastAsiaTheme="majorEastAsia" w:hAnsiTheme="majorHAnsi" w:cstheme="majorBidi"/>
+      <w:rFonts w:ascii="Newsreader Display" w:hAnsi="Newsreader Display" w:cs="Newsreader Display"/>
       <w:color w:val="4F81BD" w:themeColor="accent1"/>
       <w:sz w:val="20"/>
       <w:szCs w:val="20"/>
@@ -1366,7 +1284,7 @@
       <w:outlineLvl w:val="8"/>
     </w:pPr>
     <w:rPr>
-      <w:rFonts w:asciiTheme="majorHAnsi" w:eastAsiaTheme="majorEastAsia" w:hAnsiTheme="majorHAnsi" w:cstheme="majorBidi"/>
+      <w:rFonts w:ascii="Newsreader Display" w:hAnsi="Newsreader Display" w:cs="Newsreader Display"/>
       <w:i/>
       <w:iCs/>
       <w:color w:val="404040" w:themeColor="text1" w:themeTint="BF"/>
@@ -1417,7 +1335,7 @@
     <w:uiPriority w:val="9"/>
     <w:rsid w:val="00FC693F"/>
     <w:rPr>
-      <w:rFonts w:asciiTheme="majorHAnsi" w:eastAsiaTheme="majorEastAsia" w:hAnsiTheme="majorHAnsi" w:cstheme="majorBidi"/>
+      <w:rFonts w:ascii="Newsreader Display" w:hAnsi="Newsreader Display" w:cs="Newsreader Display"/>
       <w:b/>
       <w:bCs/>
       <w:color w:val="365F91" w:themeColor="accent1" w:themeShade="BF"/>
@@ -1432,7 +1350,7 @@
     <w:uiPriority w:val="9"/>
     <w:rsid w:val="00FC693F"/>
     <w:rPr>
-      <w:rFonts w:asciiTheme="majorHAnsi" w:eastAsiaTheme="majorEastAsia" w:hAnsiTheme="majorHAnsi" w:cstheme="majorBidi"/>
+      <w:rFonts w:ascii="Newsreader Display" w:hAnsi="Newsreader Display" w:cs="Newsreader Display"/>
       <w:b/>
       <w:bCs/>
       <w:color w:val="4F81BD" w:themeColor="accent1"/>
@@ -1447,7 +1365,7 @@
     <w:uiPriority w:val="9"/>
     <w:rsid w:val="00FC693F"/>
     <w:rPr>
-      <w:rFonts w:asciiTheme="majorHAnsi" w:eastAsiaTheme="majorEastAsia" w:hAnsiTheme="majorHAnsi" w:cstheme="majorBidi"/>
+      <w:rFonts w:ascii="Newsreader Display" w:hAnsi="Newsreader Display" w:cs="Newsreader Display"/>
       <w:b/>
       <w:bCs/>
       <w:color w:val="4F81BD" w:themeColor="accent1"/>
@@ -1462,17 +1380,17 @@
     <w:qFormat/>
     <w:rsid w:val="00FC693F"/>
     <w:pPr>
-      <w:spacing w:after="160" w:line="252" w:lineRule="auto" w:before="0"/>
+      <w:spacing w:after="200" w:line="245" w:lineRule="auto" w:before="0"/>
       <w:contextualSpacing/>
     </w:pPr>
     <w:rPr>
-      <w:rFonts w:asciiTheme="majorHAnsi" w:eastAsiaTheme="majorEastAsia" w:hAnsiTheme="majorHAnsi" w:cstheme="majorBidi" w:ascii="Playfair Display" w:hAnsi="Playfair Display" w:cs="Playfair Display" w:eastAsia="Playfair Display"/>
+      <w:rFonts w:ascii="Newsreader Display" w:hAnsi="Newsreader Display" w:cs="Newsreader Display" w:eastAsia="Newsreader Display"/>
       <w:b w:val="0"/>
       <w:i w:val="0"/>
       <w:color w:val="103428"/>
       <w:spacing w:val="5"/>
       <w:kern w:val="28"/>
-      <w:sz w:val="60"/>
+      <w:sz w:val="64"/>
       <w:szCs w:val="52"/>
     </w:rPr>
   </w:style>
@@ -1483,7 +1401,7 @@
     <w:uiPriority w:val="10"/>
     <w:rsid w:val="00FC693F"/>
     <w:rPr>
-      <w:rFonts w:asciiTheme="majorHAnsi" w:eastAsiaTheme="majorEastAsia" w:hAnsiTheme="majorHAnsi" w:cstheme="majorBidi"/>
+      <w:rFonts w:ascii="Newsreader Display" w:hAnsi="Newsreader Display" w:cs="Newsreader Display"/>
       <w:color w:val="17365D" w:themeColor="text2" w:themeShade="BF"/>
       <w:spacing w:val="5"/>
       <w:kern w:val="28"/>
@@ -1506,13 +1424,13 @@
       <w:spacing w:before="0" w:after="240" w:line="312" w:lineRule="auto"/>
     </w:pPr>
     <w:rPr>
-      <w:rFonts w:asciiTheme="majorHAnsi" w:eastAsiaTheme="majorEastAsia" w:hAnsiTheme="majorHAnsi" w:cstheme="majorBidi" w:ascii="Source Serif 4" w:hAnsi="Source Serif 4" w:cs="Source Serif 4" w:eastAsia="Source Serif 4"/>
+      <w:rFonts w:ascii="Newsreader Text" w:hAnsi="Newsreader Text" w:cs="Newsreader Text" w:eastAsia="Newsreader Text"/>
       <w:b w:val="0"/>
       <w:i w:val="0"/>
       <w:iCs/>
-      <w:color w:val="2C5040"/>
+      <w:color w:val="5F6662"/>
       <w:spacing w:val="15"/>
-      <w:sz w:val="28"/>
+      <w:sz w:val="26"/>
       <w:szCs w:val="24"/>
     </w:rPr>
   </w:style>
@@ -1523,7 +1441,7 @@
     <w:uiPriority w:val="11"/>
     <w:rsid w:val="00FC693F"/>
     <w:rPr>
-      <w:rFonts w:asciiTheme="majorHAnsi" w:eastAsiaTheme="majorEastAsia" w:hAnsiTheme="majorHAnsi" w:cstheme="majorBidi"/>
+      <w:rFonts w:ascii="Newsreader Display" w:hAnsi="Newsreader Display" w:cs="Newsreader Display"/>
       <w:i/>
       <w:iCs/>
       <w:color w:val="4F81BD" w:themeColor="accent1"/>
@@ -1652,7 +1570,7 @@
       <w:contextualSpacing/>
     </w:pPr>
     <w:rPr>
-      <w:rFonts w:ascii="Inter" w:hAnsi="Inter" w:cs="Inter" w:eastAsia="Inter"/>
+      <w:rFonts w:ascii="Public Sans" w:hAnsi="Public Sans" w:cs="Public Sans" w:eastAsia="Public Sans"/>
       <w:b w:val="0"/>
       <w:i w:val="0"/>
       <w:color w:val="1B201E"/>
@@ -1699,7 +1617,7 @@
       <w:contextualSpacing/>
     </w:pPr>
     <w:rPr>
-      <w:rFonts w:ascii="Inter" w:hAnsi="Inter" w:cs="Inter" w:eastAsia="Inter"/>
+      <w:rFonts w:ascii="Public Sans" w:hAnsi="Public Sans" w:cs="Public Sans" w:eastAsia="Public Sans"/>
       <w:b w:val="0"/>
       <w:i w:val="0"/>
       <w:color w:val="1B201E"/>
@@ -1815,12 +1733,12 @@
       <w:spacing w:before="240" w:after="240" w:line="324" w:lineRule="auto"/>
     </w:pPr>
     <w:rPr>
-      <w:rFonts w:ascii="Source Serif 4" w:hAnsi="Source Serif 4" w:cs="Source Serif 4" w:eastAsia="Source Serif 4"/>
+      <w:rFonts w:ascii="Newsreader Display" w:hAnsi="Newsreader Display" w:cs="Newsreader Display" w:eastAsia="Newsreader Display"/>
       <w:b w:val="0"/>
       <w:i/>
       <w:iCs/>
       <w:color w:val="103428"/>
-      <w:sz w:val="28"/>
+      <w:sz w:val="32"/>
     </w:rPr>
   </w:style>
   <w:style w:type="character" w:customStyle="1" w:styleId="QuoteChar">
@@ -1843,7 +1761,7 @@
     <w:semiHidden/>
     <w:rsid w:val="00FC693F"/>
     <w:rPr>
-      <w:rFonts w:asciiTheme="majorHAnsi" w:eastAsiaTheme="majorEastAsia" w:hAnsiTheme="majorHAnsi" w:cstheme="majorBidi"/>
+      <w:rFonts w:ascii="Newsreader Display" w:hAnsi="Newsreader Display" w:cs="Newsreader Display"/>
       <w:b/>
       <w:bCs/>
       <w:i/>
@@ -1859,7 +1777,7 @@
     <w:semiHidden/>
     <w:rsid w:val="00FC693F"/>
     <w:rPr>
-      <w:rFonts w:asciiTheme="majorHAnsi" w:eastAsiaTheme="majorEastAsia" w:hAnsiTheme="majorHAnsi" w:cstheme="majorBidi"/>
+      <w:rFonts w:ascii="Newsreader Display" w:hAnsi="Newsreader Display" w:cs="Newsreader Display"/>
       <w:color w:val="243F60" w:themeColor="accent1" w:themeShade="7F"/>
     </w:rPr>
   </w:style>
@@ -1871,7 +1789,7 @@
     <w:semiHidden/>
     <w:rsid w:val="00FC693F"/>
     <w:rPr>
-      <w:rFonts w:asciiTheme="majorHAnsi" w:eastAsiaTheme="majorEastAsia" w:hAnsiTheme="majorHAnsi" w:cstheme="majorBidi"/>
+      <w:rFonts w:ascii="Newsreader Display" w:hAnsi="Newsreader Display" w:cs="Newsreader Display"/>
       <w:i/>
       <w:iCs/>
       <w:color w:val="243F60" w:themeColor="accent1" w:themeShade="7F"/>
@@ -1885,7 +1803,7 @@
     <w:semiHidden/>
     <w:rsid w:val="00FC693F"/>
     <w:rPr>
-      <w:rFonts w:asciiTheme="majorHAnsi" w:eastAsiaTheme="majorEastAsia" w:hAnsiTheme="majorHAnsi" w:cstheme="majorBidi"/>
+      <w:rFonts w:ascii="Newsreader Display" w:hAnsi="Newsreader Display" w:cs="Newsreader Display"/>
       <w:i/>
       <w:iCs/>
       <w:color w:val="404040" w:themeColor="text1" w:themeTint="BF"/>
@@ -1899,7 +1817,7 @@
     <w:semiHidden/>
     <w:rsid w:val="00FC693F"/>
     <w:rPr>
-      <w:rFonts w:asciiTheme="majorHAnsi" w:eastAsiaTheme="majorEastAsia" w:hAnsiTheme="majorHAnsi" w:cstheme="majorBidi"/>
+      <w:rFonts w:ascii="Newsreader Display" w:hAnsi="Newsreader Display" w:cs="Newsreader Display"/>
       <w:color w:val="4F81BD" w:themeColor="accent1"/>
       <w:sz w:val="20"/>
       <w:szCs w:val="20"/>
@@ -1913,7 +1831,7 @@
     <w:semiHidden/>
     <w:rsid w:val="00FC693F"/>
     <w:rPr>
-      <w:rFonts w:asciiTheme="majorHAnsi" w:eastAsiaTheme="majorEastAsia" w:hAnsiTheme="majorHAnsi" w:cstheme="majorBidi"/>
+      <w:rFonts w:ascii="Newsreader Display" w:hAnsi="Newsreader Display" w:cs="Newsreader Display"/>
       <w:i/>
       <w:iCs/>
       <w:color w:val="404040" w:themeColor="text1" w:themeTint="BF"/>
@@ -1934,7 +1852,7 @@
       <w:spacing w:line="300" w:lineRule="auto" w:before="60" w:after="200"/>
     </w:pPr>
     <w:rPr>
-      <w:rFonts w:ascii="Inter" w:hAnsi="Inter" w:cs="Inter" w:eastAsia="Inter"/>
+      <w:rFonts w:ascii="Public Sans" w:hAnsi="Public Sans" w:cs="Public Sans" w:eastAsia="Public Sans"/>
       <w:b w:val="0"/>
       <w:bCs/>
       <w:i w:val="0"/>
@@ -3504,7 +3422,7 @@
         <w:spacing w:before="0" w:after="0" w:line="240" w:lineRule="auto"/>
       </w:pPr>
       <w:rPr>
-        <w:rFonts w:asciiTheme="majorHAnsi" w:eastAsiaTheme="majorEastAsia" w:hAnsiTheme="majorHAnsi" w:cstheme="majorBidi"/>
+        <w:rFonts w:ascii="Newsreader Display" w:hAnsi="Newsreader Display" w:cs="Newsreader Display"/>
         <w:b/>
         <w:bCs/>
       </w:rPr>
@@ -3525,7 +3443,7 @@
         <w:spacing w:before="0" w:after="0" w:line="240" w:lineRule="auto"/>
       </w:pPr>
       <w:rPr>
-        <w:rFonts w:asciiTheme="majorHAnsi" w:eastAsiaTheme="majorEastAsia" w:hAnsiTheme="majorHAnsi" w:cstheme="majorBidi"/>
+        <w:rFonts w:ascii="Newsreader Display" w:hAnsi="Newsreader Display" w:cs="Newsreader Display"/>
         <w:b/>
         <w:bCs/>
       </w:rPr>
@@ -3543,14 +3461,14 @@
     </w:tblStylePr>
     <w:tblStylePr w:type="firstCol">
       <w:rPr>
-        <w:rFonts w:asciiTheme="majorHAnsi" w:eastAsiaTheme="majorEastAsia" w:hAnsiTheme="majorHAnsi" w:cstheme="majorBidi"/>
+        <w:rFonts w:ascii="Newsreader Display" w:hAnsi="Newsreader Display" w:cs="Newsreader Display"/>
         <w:b/>
         <w:bCs/>
       </w:rPr>
     </w:tblStylePr>
     <w:tblStylePr w:type="lastCol">
       <w:rPr>
-        <w:rFonts w:asciiTheme="majorHAnsi" w:eastAsiaTheme="majorEastAsia" w:hAnsiTheme="majorHAnsi" w:cstheme="majorBidi"/>
+        <w:rFonts w:ascii="Newsreader Display" w:hAnsi="Newsreader Display" w:cs="Newsreader Display"/>
         <w:b/>
         <w:bCs/>
       </w:rPr>
@@ -3634,7 +3552,7 @@
         <w:spacing w:before="0" w:after="0" w:line="240" w:lineRule="auto"/>
       </w:pPr>
       <w:rPr>
-        <w:rFonts w:asciiTheme="majorHAnsi" w:eastAsiaTheme="majorEastAsia" w:hAnsiTheme="majorHAnsi" w:cstheme="majorBidi"/>
+        <w:rFonts w:ascii="Newsreader Display" w:hAnsi="Newsreader Display" w:cs="Newsreader Display"/>
         <w:b/>
         <w:bCs/>
       </w:rPr>
@@ -3655,7 +3573,7 @@
         <w:spacing w:before="0" w:after="0" w:line="240" w:lineRule="auto"/>
       </w:pPr>
       <w:rPr>
-        <w:rFonts w:asciiTheme="majorHAnsi" w:eastAsiaTheme="majorEastAsia" w:hAnsiTheme="majorHAnsi" w:cstheme="majorBidi"/>
+        <w:rFonts w:ascii="Newsreader Display" w:hAnsi="Newsreader Display" w:cs="Newsreader Display"/>
         <w:b/>
         <w:bCs/>
       </w:rPr>
@@ -3673,14 +3591,14 @@
     </w:tblStylePr>
     <w:tblStylePr w:type="firstCol">
       <w:rPr>
-        <w:rFonts w:asciiTheme="majorHAnsi" w:eastAsiaTheme="majorEastAsia" w:hAnsiTheme="majorHAnsi" w:cstheme="majorBidi"/>
+        <w:rFonts w:ascii="Newsreader Display" w:hAnsi="Newsreader Display" w:cs="Newsreader Display"/>
         <w:b/>
         <w:bCs/>
       </w:rPr>
     </w:tblStylePr>
     <w:tblStylePr w:type="lastCol">
       <w:rPr>
-        <w:rFonts w:asciiTheme="majorHAnsi" w:eastAsiaTheme="majorEastAsia" w:hAnsiTheme="majorHAnsi" w:cstheme="majorBidi"/>
+        <w:rFonts w:ascii="Newsreader Display" w:hAnsi="Newsreader Display" w:cs="Newsreader Display"/>
         <w:b/>
         <w:bCs/>
       </w:rPr>
@@ -3764,7 +3682,7 @@
         <w:spacing w:before="0" w:after="0" w:line="240" w:lineRule="auto"/>
       </w:pPr>
       <w:rPr>
-        <w:rFonts w:asciiTheme="majorHAnsi" w:eastAsiaTheme="majorEastAsia" w:hAnsiTheme="majorHAnsi" w:cstheme="majorBidi"/>
+        <w:rFonts w:ascii="Newsreader Display" w:hAnsi="Newsreader Display" w:cs="Newsreader Display"/>
         <w:b/>
         <w:bCs/>
       </w:rPr>
@@ -3785,7 +3703,7 @@
         <w:spacing w:before="0" w:after="0" w:line="240" w:lineRule="auto"/>
       </w:pPr>
       <w:rPr>
-        <w:rFonts w:asciiTheme="majorHAnsi" w:eastAsiaTheme="majorEastAsia" w:hAnsiTheme="majorHAnsi" w:cstheme="majorBidi"/>
+        <w:rFonts w:ascii="Newsreader Display" w:hAnsi="Newsreader Display" w:cs="Newsreader Display"/>
         <w:b/>
         <w:bCs/>
       </w:rPr>
@@ -3803,14 +3721,14 @@
     </w:tblStylePr>
     <w:tblStylePr w:type="firstCol">
       <w:rPr>
-        <w:rFonts w:asciiTheme="majorHAnsi" w:eastAsiaTheme="majorEastAsia" w:hAnsiTheme="majorHAnsi" w:cstheme="majorBidi"/>
+        <w:rFonts w:ascii="Newsreader Display" w:hAnsi="Newsreader Display" w:cs="Newsreader Display"/>
         <w:b/>
         <w:bCs/>
       </w:rPr>
     </w:tblStylePr>
     <w:tblStylePr w:type="lastCol">
       <w:rPr>
-        <w:rFonts w:asciiTheme="majorHAnsi" w:eastAsiaTheme="majorEastAsia" w:hAnsiTheme="majorHAnsi" w:cstheme="majorBidi"/>
+        <w:rFonts w:ascii="Newsreader Display" w:hAnsi="Newsreader Display" w:cs="Newsreader Display"/>
         <w:b/>
         <w:bCs/>
       </w:rPr>
@@ -3894,7 +3812,7 @@
         <w:spacing w:before="0" w:after="0" w:line="240" w:lineRule="auto"/>
       </w:pPr>
       <w:rPr>
-        <w:rFonts w:asciiTheme="majorHAnsi" w:eastAsiaTheme="majorEastAsia" w:hAnsiTheme="majorHAnsi" w:cstheme="majorBidi"/>
+        <w:rFonts w:ascii="Newsreader Display" w:hAnsi="Newsreader Display" w:cs="Newsreader Display"/>
         <w:b/>
         <w:bCs/>
       </w:rPr>
@@ -3915,7 +3833,7 @@
         <w:spacing w:before="0" w:after="0" w:line="240" w:lineRule="auto"/>
       </w:pPr>
       <w:rPr>
-        <w:rFonts w:asciiTheme="majorHAnsi" w:eastAsiaTheme="majorEastAsia" w:hAnsiTheme="majorHAnsi" w:cstheme="majorBidi"/>
+        <w:rFonts w:ascii="Newsreader Display" w:hAnsi="Newsreader Display" w:cs="Newsreader Display"/>
         <w:b/>
         <w:bCs/>
       </w:rPr>
@@ -3933,14 +3851,14 @@
     </w:tblStylePr>
     <w:tblStylePr w:type="firstCol">
       <w:rPr>
-        <w:rFonts w:asciiTheme="majorHAnsi" w:eastAsiaTheme="majorEastAsia" w:hAnsiTheme="majorHAnsi" w:cstheme="majorBidi"/>
+        <w:rFonts w:ascii="Newsreader Display" w:hAnsi="Newsreader Display" w:cs="Newsreader Display"/>
         <w:b/>
         <w:bCs/>
       </w:rPr>
     </w:tblStylePr>
     <w:tblStylePr w:type="lastCol">
       <w:rPr>
-        <w:rFonts w:asciiTheme="majorHAnsi" w:eastAsiaTheme="majorEastAsia" w:hAnsiTheme="majorHAnsi" w:cstheme="majorBidi"/>
+        <w:rFonts w:ascii="Newsreader Display" w:hAnsi="Newsreader Display" w:cs="Newsreader Display"/>
         <w:b/>
         <w:bCs/>
       </w:rPr>
@@ -4024,7 +3942,7 @@
         <w:spacing w:before="0" w:after="0" w:line="240" w:lineRule="auto"/>
       </w:pPr>
       <w:rPr>
-        <w:rFonts w:asciiTheme="majorHAnsi" w:eastAsiaTheme="majorEastAsia" w:hAnsiTheme="majorHAnsi" w:cstheme="majorBidi"/>
+        <w:rFonts w:ascii="Newsreader Display" w:hAnsi="Newsreader Display" w:cs="Newsreader Display"/>
         <w:b/>
         <w:bCs/>
       </w:rPr>
@@ -4045,7 +3963,7 @@
         <w:spacing w:before="0" w:after="0" w:line="240" w:lineRule="auto"/>
       </w:pPr>
       <w:rPr>
-        <w:rFonts w:asciiTheme="majorHAnsi" w:eastAsiaTheme="majorEastAsia" w:hAnsiTheme="majorHAnsi" w:cstheme="majorBidi"/>
+        <w:rFonts w:ascii="Newsreader Display" w:hAnsi="Newsreader Display" w:cs="Newsreader Display"/>
         <w:b/>
         <w:bCs/>
       </w:rPr>
@@ -4063,14 +3981,14 @@
     </w:tblStylePr>
     <w:tblStylePr w:type="firstCol">
       <w:rPr>
-        <w:rFonts w:asciiTheme="majorHAnsi" w:eastAsiaTheme="majorEastAsia" w:hAnsiTheme="majorHAnsi" w:cstheme="majorBidi"/>
+        <w:rFonts w:ascii="Newsreader Display" w:hAnsi="Newsreader Display" w:cs="Newsreader Display"/>
         <w:b/>
         <w:bCs/>
       </w:rPr>
     </w:tblStylePr>
     <w:tblStylePr w:type="lastCol">
       <w:rPr>
-        <w:rFonts w:asciiTheme="majorHAnsi" w:eastAsiaTheme="majorEastAsia" w:hAnsiTheme="majorHAnsi" w:cstheme="majorBidi"/>
+        <w:rFonts w:ascii="Newsreader Display" w:hAnsi="Newsreader Display" w:cs="Newsreader Display"/>
         <w:b/>
         <w:bCs/>
       </w:rPr>
@@ -4154,7 +4072,7 @@
         <w:spacing w:before="0" w:after="0" w:line="240" w:lineRule="auto"/>
       </w:pPr>
       <w:rPr>
-        <w:rFonts w:asciiTheme="majorHAnsi" w:eastAsiaTheme="majorEastAsia" w:hAnsiTheme="majorHAnsi" w:cstheme="majorBidi"/>
+        <w:rFonts w:ascii="Newsreader Display" w:hAnsi="Newsreader Display" w:cs="Newsreader Display"/>
         <w:b/>
         <w:bCs/>
       </w:rPr>
@@ -4175,7 +4093,7 @@
         <w:spacing w:before="0" w:after="0" w:line="240" w:lineRule="auto"/>
       </w:pPr>
       <w:rPr>
-        <w:rFonts w:asciiTheme="majorHAnsi" w:eastAsiaTheme="majorEastAsia" w:hAnsiTheme="majorHAnsi" w:cstheme="majorBidi"/>
+        <w:rFonts w:ascii="Newsreader Display" w:hAnsi="Newsreader Display" w:cs="Newsreader Display"/>
         <w:b/>
         <w:bCs/>
       </w:rPr>
@@ -4193,14 +4111,14 @@
     </w:tblStylePr>
     <w:tblStylePr w:type="firstCol">
       <w:rPr>
-        <w:rFonts w:asciiTheme="majorHAnsi" w:eastAsiaTheme="majorEastAsia" w:hAnsiTheme="majorHAnsi" w:cstheme="majorBidi"/>
+        <w:rFonts w:ascii="Newsreader Display" w:hAnsi="Newsreader Display" w:cs="Newsreader Display"/>
         <w:b/>
         <w:bCs/>
       </w:rPr>
     </w:tblStylePr>
     <w:tblStylePr w:type="lastCol">
       <w:rPr>
-        <w:rFonts w:asciiTheme="majorHAnsi" w:eastAsiaTheme="majorEastAsia" w:hAnsiTheme="majorHAnsi" w:cstheme="majorBidi"/>
+        <w:rFonts w:ascii="Newsreader Display" w:hAnsi="Newsreader Display" w:cs="Newsreader Display"/>
         <w:b/>
         <w:bCs/>
       </w:rPr>
@@ -4284,7 +4202,7 @@
         <w:spacing w:before="0" w:after="0" w:line="240" w:lineRule="auto"/>
       </w:pPr>
       <w:rPr>
-        <w:rFonts w:asciiTheme="majorHAnsi" w:eastAsiaTheme="majorEastAsia" w:hAnsiTheme="majorHAnsi" w:cstheme="majorBidi"/>
+        <w:rFonts w:ascii="Newsreader Display" w:hAnsi="Newsreader Display" w:cs="Newsreader Display"/>
         <w:b/>
         <w:bCs/>
       </w:rPr>
@@ -4305,7 +4223,7 @@
         <w:spacing w:before="0" w:after="0" w:line="240" w:lineRule="auto"/>
       </w:pPr>
       <w:rPr>
-        <w:rFonts w:asciiTheme="majorHAnsi" w:eastAsiaTheme="majorEastAsia" w:hAnsiTheme="majorHAnsi" w:cstheme="majorBidi"/>
+        <w:rFonts w:ascii="Newsreader Display" w:hAnsi="Newsreader Display" w:cs="Newsreader Display"/>
         <w:b/>
         <w:bCs/>
       </w:rPr>
@@ -4323,14 +4241,14 @@
     </w:tblStylePr>
     <w:tblStylePr w:type="firstCol">
       <w:rPr>
-        <w:rFonts w:asciiTheme="majorHAnsi" w:eastAsiaTheme="majorEastAsia" w:hAnsiTheme="majorHAnsi" w:cstheme="majorBidi"/>
+        <w:rFonts w:ascii="Newsreader Display" w:hAnsi="Newsreader Display" w:cs="Newsreader Display"/>
         <w:b/>
         <w:bCs/>
       </w:rPr>
     </w:tblStylePr>
     <w:tblStylePr w:type="lastCol">
       <w:rPr>
-        <w:rFonts w:asciiTheme="majorHAnsi" w:eastAsiaTheme="majorEastAsia" w:hAnsiTheme="majorHAnsi" w:cstheme="majorBidi"/>
+        <w:rFonts w:ascii="Newsreader Display" w:hAnsi="Newsreader Display" w:cs="Newsreader Display"/>
         <w:b/>
         <w:bCs/>
       </w:rPr>
@@ -6195,7 +6113,7 @@
     </w:tblPr>
     <w:tblStylePr w:type="firstRow">
       <w:rPr>
-        <w:rFonts w:asciiTheme="majorHAnsi" w:eastAsiaTheme="majorEastAsia" w:hAnsiTheme="majorHAnsi" w:cstheme="majorBidi"/>
+        <w:rFonts w:ascii="Newsreader Display" w:hAnsi="Newsreader Display" w:cs="Newsreader Display"/>
       </w:rPr>
       <w:tblPr/>
       <w:tcPr>
@@ -6279,7 +6197,7 @@
     </w:tblPr>
     <w:tblStylePr w:type="firstRow">
       <w:rPr>
-        <w:rFonts w:asciiTheme="majorHAnsi" w:eastAsiaTheme="majorEastAsia" w:hAnsiTheme="majorHAnsi" w:cstheme="majorBidi"/>
+        <w:rFonts w:ascii="Newsreader Display" w:hAnsi="Newsreader Display" w:cs="Newsreader Display"/>
       </w:rPr>
       <w:tblPr/>
       <w:tcPr>
@@ -6363,7 +6281,7 @@
     </w:tblPr>
     <w:tblStylePr w:type="firstRow">
       <w:rPr>
-        <w:rFonts w:asciiTheme="majorHAnsi" w:eastAsiaTheme="majorEastAsia" w:hAnsiTheme="majorHAnsi" w:cstheme="majorBidi"/>
+        <w:rFonts w:ascii="Newsreader Display" w:hAnsi="Newsreader Display" w:cs="Newsreader Display"/>
       </w:rPr>
       <w:tblPr/>
       <w:tcPr>
@@ -6447,7 +6365,7 @@
     </w:tblPr>
     <w:tblStylePr w:type="firstRow">
       <w:rPr>
-        <w:rFonts w:asciiTheme="majorHAnsi" w:eastAsiaTheme="majorEastAsia" w:hAnsiTheme="majorHAnsi" w:cstheme="majorBidi"/>
+        <w:rFonts w:ascii="Newsreader Display" w:hAnsi="Newsreader Display" w:cs="Newsreader Display"/>
       </w:rPr>
       <w:tblPr/>
       <w:tcPr>
@@ -6531,7 +6449,7 @@
     </w:tblPr>
     <w:tblStylePr w:type="firstRow">
       <w:rPr>
-        <w:rFonts w:asciiTheme="majorHAnsi" w:eastAsiaTheme="majorEastAsia" w:hAnsiTheme="majorHAnsi" w:cstheme="majorBidi"/>
+        <w:rFonts w:ascii="Newsreader Display" w:hAnsi="Newsreader Display" w:cs="Newsreader Display"/>
       </w:rPr>
       <w:tblPr/>
       <w:tcPr>
@@ -6615,7 +6533,7 @@
     </w:tblPr>
     <w:tblStylePr w:type="firstRow">
       <w:rPr>
-        <w:rFonts w:asciiTheme="majorHAnsi" w:eastAsiaTheme="majorEastAsia" w:hAnsiTheme="majorHAnsi" w:cstheme="majorBidi"/>
+        <w:rFonts w:ascii="Newsreader Display" w:hAnsi="Newsreader Display" w:cs="Newsreader Display"/>
       </w:rPr>
       <w:tblPr/>
       <w:tcPr>
@@ -6699,7 +6617,7 @@
     </w:tblPr>
     <w:tblStylePr w:type="firstRow">
       <w:rPr>
-        <w:rFonts w:asciiTheme="majorHAnsi" w:eastAsiaTheme="majorEastAsia" w:hAnsiTheme="majorHAnsi" w:cstheme="majorBidi"/>
+        <w:rFonts w:ascii="Newsreader Display" w:hAnsi="Newsreader Display" w:cs="Newsreader Display"/>
       </w:rPr>
       <w:tblPr/>
       <w:tcPr>
@@ -6764,7 +6682,7 @@
       <w:spacing w:after="0" w:line="240" w:lineRule="auto"/>
     </w:pPr>
     <w:rPr>
-      <w:rFonts w:asciiTheme="majorHAnsi" w:eastAsiaTheme="majorEastAsia" w:hAnsiTheme="majorHAnsi" w:cstheme="majorBidi"/>
+      <w:rFonts w:ascii="Newsreader Display" w:hAnsi="Newsreader Display" w:cs="Newsreader Display"/>
       <w:color w:val="000000" w:themeColor="text1"/>
     </w:rPr>
     <w:tblPr>
@@ -6892,7 +6810,7 @@
       <w:spacing w:after="0" w:line="240" w:lineRule="auto"/>
     </w:pPr>
     <w:rPr>
-      <w:rFonts w:asciiTheme="majorHAnsi" w:eastAsiaTheme="majorEastAsia" w:hAnsiTheme="majorHAnsi" w:cstheme="majorBidi"/>
+      <w:rFonts w:ascii="Newsreader Display" w:hAnsi="Newsreader Display" w:cs="Newsreader Display"/>
       <w:color w:val="000000" w:themeColor="text1"/>
     </w:rPr>
     <w:tblPr>
@@ -7020,7 +6938,7 @@
       <w:spacing w:after="0" w:line="240" w:lineRule="auto"/>
     </w:pPr>
     <w:rPr>
-      <w:rFonts w:asciiTheme="majorHAnsi" w:eastAsiaTheme="majorEastAsia" w:hAnsiTheme="majorHAnsi" w:cstheme="majorBidi"/>
+      <w:rFonts w:ascii="Newsreader Display" w:hAnsi="Newsreader Display" w:cs="Newsreader Display"/>
       <w:color w:val="000000" w:themeColor="text1"/>
     </w:rPr>
     <w:tblPr>
@@ -7148,7 +7066,7 @@
       <w:spacing w:after="0" w:line="240" w:lineRule="auto"/>
     </w:pPr>
     <w:rPr>
-      <w:rFonts w:asciiTheme="majorHAnsi" w:eastAsiaTheme="majorEastAsia" w:hAnsiTheme="majorHAnsi" w:cstheme="majorBidi"/>
+      <w:rFonts w:ascii="Newsreader Display" w:hAnsi="Newsreader Display" w:cs="Newsreader Display"/>
       <w:color w:val="000000" w:themeColor="text1"/>
     </w:rPr>
     <w:tblPr>
@@ -7276,7 +7194,7 @@
       <w:spacing w:after="0" w:line="240" w:lineRule="auto"/>
     </w:pPr>
     <w:rPr>
-      <w:rFonts w:asciiTheme="majorHAnsi" w:eastAsiaTheme="majorEastAsia" w:hAnsiTheme="majorHAnsi" w:cstheme="majorBidi"/>
+      <w:rFonts w:ascii="Newsreader Display" w:hAnsi="Newsreader Display" w:cs="Newsreader Display"/>
       <w:color w:val="000000" w:themeColor="text1"/>
     </w:rPr>
     <w:tblPr>
@@ -7404,7 +7322,7 @@
       <w:spacing w:after="0" w:line="240" w:lineRule="auto"/>
     </w:pPr>
     <w:rPr>
-      <w:rFonts w:asciiTheme="majorHAnsi" w:eastAsiaTheme="majorEastAsia" w:hAnsiTheme="majorHAnsi" w:cstheme="majorBidi"/>
+      <w:rFonts w:ascii="Newsreader Display" w:hAnsi="Newsreader Display" w:cs="Newsreader Display"/>
       <w:color w:val="000000" w:themeColor="text1"/>
     </w:rPr>
     <w:tblPr>
@@ -7532,7 +7450,7 @@
       <w:spacing w:after="0" w:line="240" w:lineRule="auto"/>
     </w:pPr>
     <w:rPr>
-      <w:rFonts w:asciiTheme="majorHAnsi" w:eastAsiaTheme="majorEastAsia" w:hAnsiTheme="majorHAnsi" w:cstheme="majorBidi"/>
+      <w:rFonts w:ascii="Newsreader Display" w:hAnsi="Newsreader Display" w:cs="Newsreader Display"/>
       <w:color w:val="000000" w:themeColor="text1"/>
     </w:rPr>
     <w:tblPr>
@@ -8171,7 +8089,7 @@
       <w:spacing w:after="0" w:line="240" w:lineRule="auto"/>
     </w:pPr>
     <w:rPr>
-      <w:rFonts w:asciiTheme="majorHAnsi" w:eastAsiaTheme="majorEastAsia" w:hAnsiTheme="majorHAnsi" w:cstheme="majorBidi"/>
+      <w:rFonts w:ascii="Newsreader Display" w:hAnsi="Newsreader Display" w:cs="Newsreader Display"/>
       <w:color w:val="000000" w:themeColor="text1"/>
     </w:rPr>
     <w:tblPr>
@@ -8296,7 +8214,7 @@
       <w:spacing w:after="0" w:line="240" w:lineRule="auto"/>
     </w:pPr>
     <w:rPr>
-      <w:rFonts w:asciiTheme="majorHAnsi" w:eastAsiaTheme="majorEastAsia" w:hAnsiTheme="majorHAnsi" w:cstheme="majorBidi"/>
+      <w:rFonts w:ascii="Newsreader Display" w:hAnsi="Newsreader Display" w:cs="Newsreader Display"/>
       <w:color w:val="000000" w:themeColor="text1"/>
     </w:rPr>
     <w:tblPr>
@@ -8421,7 +8339,7 @@
       <w:spacing w:after="0" w:line="240" w:lineRule="auto"/>
     </w:pPr>
     <w:rPr>
-      <w:rFonts w:asciiTheme="majorHAnsi" w:eastAsiaTheme="majorEastAsia" w:hAnsiTheme="majorHAnsi" w:cstheme="majorBidi"/>
+      <w:rFonts w:ascii="Newsreader Display" w:hAnsi="Newsreader Display" w:cs="Newsreader Display"/>
       <w:color w:val="000000" w:themeColor="text1"/>
     </w:rPr>
     <w:tblPr>
@@ -8546,7 +8464,7 @@
       <w:spacing w:after="0" w:line="240" w:lineRule="auto"/>
     </w:pPr>
     <w:rPr>
-      <w:rFonts w:asciiTheme="majorHAnsi" w:eastAsiaTheme="majorEastAsia" w:hAnsiTheme="majorHAnsi" w:cstheme="majorBidi"/>
+      <w:rFonts w:ascii="Newsreader Display" w:hAnsi="Newsreader Display" w:cs="Newsreader Display"/>
       <w:color w:val="000000" w:themeColor="text1"/>
     </w:rPr>
     <w:tblPr>
@@ -8671,7 +8589,7 @@
       <w:spacing w:after="0" w:line="240" w:lineRule="auto"/>
     </w:pPr>
     <w:rPr>
-      <w:rFonts w:asciiTheme="majorHAnsi" w:eastAsiaTheme="majorEastAsia" w:hAnsiTheme="majorHAnsi" w:cstheme="majorBidi"/>
+      <w:rFonts w:ascii="Newsreader Display" w:hAnsi="Newsreader Display" w:cs="Newsreader Display"/>
       <w:color w:val="000000" w:themeColor="text1"/>
     </w:rPr>
     <w:tblPr>
@@ -8796,7 +8714,7 @@
       <w:spacing w:after="0" w:line="240" w:lineRule="auto"/>
     </w:pPr>
     <w:rPr>
-      <w:rFonts w:asciiTheme="majorHAnsi" w:eastAsiaTheme="majorEastAsia" w:hAnsiTheme="majorHAnsi" w:cstheme="majorBidi"/>
+      <w:rFonts w:ascii="Newsreader Display" w:hAnsi="Newsreader Display" w:cs="Newsreader Display"/>
       <w:color w:val="000000" w:themeColor="text1"/>
     </w:rPr>
     <w:tblPr>
@@ -8921,7 +8839,7 @@
       <w:spacing w:after="0" w:line="240" w:lineRule="auto"/>
     </w:pPr>
     <w:rPr>
-      <w:rFonts w:asciiTheme="majorHAnsi" w:eastAsiaTheme="majorEastAsia" w:hAnsiTheme="majorHAnsi" w:cstheme="majorBidi"/>
+      <w:rFonts w:ascii="Newsreader Display" w:hAnsi="Newsreader Display" w:cs="Newsreader Display"/>
       <w:color w:val="000000" w:themeColor="text1"/>
     </w:rPr>
     <w:tblPr>
@@ -12836,27 +12754,27 @@
       <w:spacing w:before="0" w:after="80" w:line="288" w:lineRule="auto"/>
     </w:pPr>
     <w:rPr>
-      <w:rFonts w:ascii="Inter" w:hAnsi="Inter" w:cs="Inter" w:eastAsia="Inter"/>
+      <w:rFonts w:ascii="Public Sans" w:hAnsi="Public Sans" w:cs="Public Sans" w:eastAsia="Public Sans"/>
       <w:b/>
       <w:i w:val="0"/>
       <w:caps/>
-      <w:color w:val="9A6510"/>
-      <w:sz w:val="16"/>
-      <w:spacing w:val="32"/>
+      <w:color w:val="8A5A0C"/>
+      <w:sz w:val="15"/>
+      <w:spacing w:val="12"/>
     </w:rPr>
   </w:style>
   <w:style w:type="paragraph" w:customStyle="1" w:styleId="Lead">
     <w:name w:val="Lead"/>
     <w:basedOn w:val="Normal"/>
     <w:pPr>
-      <w:spacing w:before="0" w:after="200" w:line="336" w:lineRule="auto"/>
+      <w:spacing w:before="0" w:after="240" w:line="331" w:lineRule="auto"/>
     </w:pPr>
     <w:rPr>
-      <w:rFonts w:ascii="Source Serif 4" w:hAnsi="Source Serif 4" w:cs="Source Serif 4" w:eastAsia="Source Serif 4"/>
+      <w:rFonts w:ascii="Newsreader Text" w:hAnsi="Newsreader Text" w:cs="Newsreader Text" w:eastAsia="Newsreader Text"/>
       <w:b w:val="0"/>
       <w:i w:val="0"/>
       <w:color w:val="103428"/>
-      <w:sz w:val="25"/>
+      <w:sz w:val="26"/>
     </w:rPr>
   </w:style>
   <w:style w:type="paragraph" w:customStyle="1" w:styleId="Small">
@@ -12866,7 +12784,7 @@
       <w:spacing w:before="0" w:after="40" w:line="300" w:lineRule="auto"/>
     </w:pPr>
     <w:rPr>
-      <w:rFonts w:ascii="Inter" w:hAnsi="Inter" w:cs="Inter" w:eastAsia="Inter"/>
+      <w:rFonts w:ascii="Public Sans" w:hAnsi="Public Sans" w:cs="Public Sans" w:eastAsia="Public Sans"/>
       <w:b w:val="0"/>
       <w:i w:val="0"/>
       <w:color w:val="5F6662"/>
@@ -12880,7 +12798,7 @@
       <w:spacing w:before="20" w:after="20" w:line="276" w:lineRule="auto"/>
     </w:pPr>
     <w:rPr>
-      <w:rFonts w:ascii="Inter" w:hAnsi="Inter" w:cs="Inter" w:eastAsia="Inter"/>
+      <w:rFonts w:ascii="Public Sans" w:hAnsi="Public Sans" w:cs="Public Sans" w:eastAsia="Public Sans"/>
       <w:b w:val="0"/>
       <w:i w:val="0"/>
       <w:color w:val="1B201E"/>
@@ -12894,13 +12812,13 @@
       <w:spacing w:before="40" w:after="40" w:line="264" w:lineRule="auto"/>
     </w:pPr>
     <w:rPr>
-      <w:rFonts w:ascii="Inter" w:hAnsi="Inter" w:cs="Inter" w:eastAsia="Inter"/>
+      <w:rFonts w:ascii="Public Sans" w:hAnsi="Public Sans" w:cs="Public Sans" w:eastAsia="Public Sans"/>
       <w:b/>
       <w:i w:val="0"/>
       <w:caps/>
       <w:color w:val="103428"/>
-      <w:sz w:val="16"/>
-      <w:spacing w:val="12"/>
+      <w:sz w:val="15"/>
+      <w:spacing w:val="10"/>
     </w:rPr>
   </w:style>
 </w:styles>
